--- a/al-uns/_stage/al-munya/Reglement-An-Nudama.docx
+++ b/al-uns/_stage/al-munya/Reglement-An-Nudama.docx
@@ -110,7 +110,7 @@
           <w:sz w:val="21"/>
           <w:szCs w:val="21"/>
         </w:rPr>
-        <w:t xml:space="preserve">An-Nudamāʾ — « les compagnons » — réunit cent vingt hommes admis par cooptation à disposer d'une maison privée à Fès, Al-Munya. Le membre est appelé nadīm.</w:t>
+        <w:t xml:space="preserve">An-Nudamāʾ — « les compagnons » — réunit quatre-vingt-dix-neuf hommes — cent moins un — admis par cooptation à disposer d'une maison privée à Fès, Al-Munya. Le membre est appelé nadīm.</w:t>
       </w:r>
     </w:p>
     <w:p>
@@ -1266,7 +1266,7 @@
                 <w:sz w:val="19"/>
                 <w:szCs w:val="19"/>
               </w:rPr>
-              <w:t xml:space="preserve">56 – 60</w:t>
+              <w:t xml:space="preserve">56 – 61</w:t>
             </w:r>
           </w:p>
         </w:tc>
@@ -1355,7 +1355,7 @@
                 <w:sz w:val="19"/>
                 <w:szCs w:val="19"/>
               </w:rPr>
-              <w:t xml:space="preserve">61 – 66</w:t>
+              <w:t xml:space="preserve">62 – 67</w:t>
             </w:r>
           </w:p>
         </w:tc>
@@ -1441,7 +1441,7 @@
                 <w:sz w:val="19"/>
                 <w:szCs w:val="19"/>
               </w:rPr>
-              <w:t xml:space="preserve">67 – 69</w:t>
+              <w:t xml:space="preserve">68 – 70</w:t>
             </w:r>
           </w:p>
         </w:tc>
@@ -1530,7 +1530,7 @@
                 <w:sz w:val="19"/>
                 <w:szCs w:val="19"/>
               </w:rPr>
-              <w:t xml:space="preserve">70 – 73</w:t>
+              <w:t xml:space="preserve">71 – 74</w:t>
             </w:r>
           </w:p>
         </w:tc>
@@ -1616,7 +1616,7 @@
                 <w:sz w:val="19"/>
                 <w:szCs w:val="19"/>
               </w:rPr>
-              <w:t xml:space="preserve">74 – 77</w:t>
+              <w:t xml:space="preserve">75 – 78</w:t>
             </w:r>
           </w:p>
         </w:tc>
@@ -1705,7 +1705,7 @@
                 <w:sz w:val="19"/>
                 <w:szCs w:val="19"/>
               </w:rPr>
-              <w:t xml:space="preserve">78 – 80</w:t>
+              <w:t xml:space="preserve">79 – 81</w:t>
             </w:r>
           </w:p>
         </w:tc>
@@ -1791,7 +1791,7 @@
                 <w:sz w:val="19"/>
                 <w:szCs w:val="19"/>
               </w:rPr>
-              <w:t xml:space="preserve">81 – 84</w:t>
+              <w:t xml:space="preserve">82 – 85</w:t>
             </w:r>
           </w:p>
         </w:tc>
@@ -1880,7 +1880,7 @@
                 <w:sz w:val="19"/>
                 <w:szCs w:val="19"/>
               </w:rPr>
-              <w:t xml:space="preserve">85 – 88</w:t>
+              <w:t xml:space="preserve">86 – 89</w:t>
             </w:r>
           </w:p>
         </w:tc>
@@ -1966,7 +1966,7 @@
                 <w:sz w:val="19"/>
                 <w:szCs w:val="19"/>
               </w:rPr>
-              <w:t xml:space="preserve">89 – 94</w:t>
+              <w:t xml:space="preserve">90 – 95</w:t>
             </w:r>
           </w:p>
         </w:tc>
@@ -2055,7 +2055,7 @@
                 <w:sz w:val="19"/>
                 <w:szCs w:val="19"/>
               </w:rPr>
-              <w:t xml:space="preserve">95 – 98</w:t>
+              <w:t xml:space="preserve">96 – 99</w:t>
             </w:r>
           </w:p>
         </w:tc>
@@ -2079,7 +2079,7 @@
           <w:sz w:val="19"/>
           <w:szCs w:val="19"/>
         </w:rPr>
-        <w:t xml:space="preserve">La section 6 — le seuil — prime sur toutes les autres et ne peut être modifiée sans l'accord de la maison voisine (art. 96). La section 7 ne relève pas du cercle : elle constate une décision qui appartient à la maison voisine seule.</w:t>
+        <w:t xml:space="preserve">La section 6 — le seuil — prime sur toutes les autres et ne peut être modifiée sans l'accord de la maison voisine (art. 97). La section 7 ne relève pas du cercle : elle constate une décision qui appartient à la maison voisine seule.</w:t>
       </w:r>
     </w:p>
     <w:p>
@@ -2186,7 +2186,7 @@
           <w:sz w:val="21"/>
           <w:szCs w:val="21"/>
         </w:rPr>
-        <w:t xml:space="preserve">Le cercle compte au plus cent vingt membres. Ce nombre est publié et ne peut être dépassé. Il ne peut être relevé que par une modification des statuts approuvée à la majorité des deux tiers des membres.</w:t>
+        <w:t xml:space="preserve">Le cercle compte au plus quatre-vingt-dix-neuf membres — cent moins un. La centième place n'est à personne et ne sera jamais attribuée. Ce nombre est publié et ne peut être dépassé ; il ne peut être relevé que par une modification des statuts approuvée à la majorité des deux tiers des membres.</w:t>
       </w:r>
     </w:p>
     <w:p>
@@ -3094,7 +3094,7 @@
           <w:sz w:val="19"/>
           <w:szCs w:val="19"/>
         </w:rPr>
-        <w:t xml:space="preserve">Les articles de cette section priment sur tous les autres. Leur violation est une faute grave au sens de l'article 92.</w:t>
+        <w:t xml:space="preserve">Les articles de cette section priment sur tous les autres. Leur violation est une faute grave au sens de l'article 93.</w:t>
       </w:r>
     </w:p>
     <w:p>
@@ -4027,7 +4027,7 @@
           <w:sz w:val="20"/>
           <w:szCs w:val="20"/>
         </w:rPr>
-        <w:t xml:space="preserve">— l'interdiction de l'alcool (art. 74) ;</w:t>
+        <w:t xml:space="preserve">— l'interdiction de l'alcool (art. 75) ;</w:t>
       </w:r>
     </w:p>
     <w:p>
@@ -4042,7 +4042,7 @@
           <w:sz w:val="20"/>
           <w:szCs w:val="20"/>
         </w:rPr>
-        <w:t xml:space="preserve">— les personnes dont la présence est exclue (art. 75) ;</w:t>
+        <w:t xml:space="preserve">— les personnes dont la présence est exclue (art. 76) ;</w:t>
       </w:r>
     </w:p>
     <w:p>
@@ -4072,7 +4072,7 @@
           <w:sz w:val="20"/>
           <w:szCs w:val="20"/>
         </w:rPr>
-        <w:t xml:space="preserve">— l'interdiction de traiter des affaires (art. 67) ;</w:t>
+        <w:t xml:space="preserve">— les limites de la discrétion (art. 61) ;</w:t>
       </w:r>
     </w:p>
     <w:p>
@@ -4087,7 +4087,7 @@
           <w:sz w:val="20"/>
           <w:szCs w:val="20"/>
         </w:rPr>
-        <w:t xml:space="preserve">— l'interdiction de porter un signe du vêtement de la maison voisine (art. 66) ;</w:t>
+        <w:t xml:space="preserve">— l'interdiction de traiter des affaires (art. 68) ;</w:t>
       </w:r>
     </w:p>
     <w:p>
@@ -4102,7 +4102,7 @@
           <w:sz w:val="20"/>
           <w:szCs w:val="20"/>
         </w:rPr>
-        <w:t xml:space="preserve">— l'incessibilité de la place (art. 10) ;</w:t>
+        <w:t xml:space="preserve">— l'interdiction de porter un signe du vêtement de la maison voisine (art. 67) ;</w:t>
       </w:r>
     </w:p>
     <w:p>
@@ -4117,7 +4117,7 @@
           <w:sz w:val="20"/>
           <w:szCs w:val="20"/>
         </w:rPr>
-        <w:t xml:space="preserve">— l'anonymat de l'apprenti (art. 87) ;</w:t>
+        <w:t xml:space="preserve">— l'incessibilité de la place (art. 10) ;</w:t>
       </w:r>
     </w:p>
     <w:p>
@@ -4132,7 +4132,7 @@
           <w:sz w:val="20"/>
           <w:szCs w:val="20"/>
         </w:rPr>
-        <w:t xml:space="preserve">— l'impossibilité d'obtenir quoi que ce soit par un versement (art. 30) ;</w:t>
+        <w:t xml:space="preserve">— l'anonymat de l'apprenti (art. 88) ;</w:t>
       </w:r>
     </w:p>
     <w:p>
@@ -4147,6 +4147,21 @@
           <w:sz w:val="20"/>
           <w:szCs w:val="20"/>
         </w:rPr>
+        <w:t xml:space="preserve">— l'impossibilité d'obtenir quoi que ce soit par un versement (art. 30) ;</w:t>
+      </w:r>
+    </w:p>
+    <w:p>
+      <w:pPr>
+        <w:spacing w:after="110" w:line="300"/>
+        <w:ind w:left="340"/>
+      </w:pPr>
+      <w:r>
+        <w:rPr>
+          <w:rFonts w:ascii="Calibri" w:cs="Calibri" w:eastAsia="Calibri" w:hAnsi="Calibri"/>
+          <w:color w:val="4a4a4a"/>
+          <w:sz w:val="20"/>
+          <w:szCs w:val="20"/>
+        </w:rPr>
         <w:t xml:space="preserve">— le paiement de la cotisation (art. 15).</w:t>
       </w:r>
     </w:p>
@@ -4815,6 +4830,42 @@
     </w:p>
     <w:p>
       <w:pPr>
+        <w:spacing w:after="150" w:line="300"/>
+      </w:pPr>
+      <w:r>
+        <w:rPr>
+          <w:rFonts w:ascii="Calibri" w:cs="Calibri" w:eastAsia="Calibri" w:hAnsi="Calibri"/>
+          <w:b/>
+          <w:bCs/>
+          <w:color w:val="c8872f"/>
+          <w:sz w:val="21"/>
+          <w:szCs w:val="21"/>
+        </w:rPr>
+        <w:t xml:space="preserve">Art. 61. </w:t>
+      </w:r>
+      <w:r>
+        <w:rPr>
+          <w:rFonts w:ascii="Calibri" w:cs="Calibri" w:eastAsia="Calibri" w:hAnsi="Calibri"/>
+          <w:b/>
+          <w:bCs/>
+          <w:color w:val="1f1f1f"/>
+          <w:sz w:val="21"/>
+          <w:szCs w:val="21"/>
+        </w:rPr>
+        <w:t xml:space="preserve">Ce que la discrétion ne couvre pas — </w:t>
+      </w:r>
+      <w:r>
+        <w:rPr>
+          <w:rFonts w:ascii="Calibri" w:cs="Calibri" w:eastAsia="Calibri" w:hAnsi="Calibri"/>
+          <w:color w:val="4a4a4a"/>
+          <w:sz w:val="21"/>
+          <w:szCs w:val="21"/>
+        </w:rPr>
+        <w:t xml:space="preserve">La discrétion ne couvre ni une atteinte portée à une personne, ni un abus, ni la soustraction du bien d'autrui. Dans ces trois cas, le silence est lui-même une faute grave, et le membre qui a su et s'est tu répond comme celui qui a agi.</w:t>
+      </w:r>
+    </w:p>
+    <w:p>
+      <w:pPr>
         <w:pStyle w:val="Heading2"/>
         <w:spacing w:after="140" w:before="300"/>
       </w:pPr>
@@ -4843,7 +4894,7 @@
           <w:sz w:val="21"/>
           <w:szCs w:val="21"/>
         </w:rPr>
-        <w:t xml:space="preserve">Art. 61. </w:t>
+        <w:t xml:space="preserve">Art. 62. </w:t>
       </w:r>
       <w:r>
         <w:rPr>
@@ -4879,7 +4930,7 @@
           <w:sz w:val="21"/>
           <w:szCs w:val="21"/>
         </w:rPr>
-        <w:t xml:space="preserve">Art. 62. </w:t>
+        <w:t xml:space="preserve">Art. 63. </w:t>
       </w:r>
       <w:r>
         <w:rPr>
@@ -4915,7 +4966,7 @@
           <w:sz w:val="21"/>
           <w:szCs w:val="21"/>
         </w:rPr>
-        <w:t xml:space="preserve">Art. 63. </w:t>
+        <w:t xml:space="preserve">Art. 64. </w:t>
       </w:r>
       <w:r>
         <w:rPr>
@@ -4951,7 +5002,7 @@
           <w:sz w:val="21"/>
           <w:szCs w:val="21"/>
         </w:rPr>
-        <w:t xml:space="preserve">Art. 64. </w:t>
+        <w:t xml:space="preserve">Art. 65. </w:t>
       </w:r>
       <w:r>
         <w:rPr>
@@ -4987,7 +5038,7 @@
           <w:sz w:val="21"/>
           <w:szCs w:val="21"/>
         </w:rPr>
-        <w:t xml:space="preserve">Art. 65. </w:t>
+        <w:t xml:space="preserve">Art. 66. </w:t>
       </w:r>
       <w:r>
         <w:rPr>
@@ -5023,7 +5074,7 @@
           <w:sz w:val="21"/>
           <w:szCs w:val="21"/>
         </w:rPr>
-        <w:t xml:space="preserve">Art. 66. </w:t>
+        <w:t xml:space="preserve">Art. 67. </w:t>
       </w:r>
       <w:r>
         <w:rPr>
@@ -5076,7 +5127,7 @@
           <w:sz w:val="21"/>
           <w:szCs w:val="21"/>
         </w:rPr>
-        <w:t xml:space="preserve">Art. 67. </w:t>
+        <w:t xml:space="preserve">Art. 68. </w:t>
       </w:r>
       <w:r>
         <w:rPr>
@@ -5096,23 +5147,39 @@
           <w:sz w:val="21"/>
           <w:szCs w:val="21"/>
         </w:rPr>
-        <w:t xml:space="preserve">Aucune affaire ne se traite dans la maison. Aucune sollicitation commerciale, financière ou professionnelle n'est adressée à un autre membre, à un hôte ou au personnel : ni proposition, ni présentation d'activité, ni remise de carte, ni suite donnée au-dehors à une rencontre faite ici. La maison n'est pas un lieu d'affaires et ne le deviendra pas.</w:t>
-      </w:r>
-    </w:p>
-    <w:p>
-      <w:pPr>
-        <w:spacing w:after="150" w:line="300"/>
-      </w:pPr>
-      <w:r>
-        <w:rPr>
-          <w:rFonts w:ascii="Calibri" w:cs="Calibri" w:eastAsia="Calibri" w:hAnsi="Calibri"/>
-          <w:b/>
-          <w:bCs/>
-          <w:color w:val="c8872f"/>
-          <w:sz w:val="21"/>
-          <w:szCs w:val="21"/>
-        </w:rPr>
-        <w:t xml:space="preserve">Art. 68. </w:t>
+        <w:t xml:space="preserve">Aucune affaire ne se traite dans la maison. On n'y adresse à personne — membre, hôte ou personnel — de sollicitation commerciale, financière ou professionnelle : on n'y présente pas d'activité, on n'y remet pas de carte, on n'y fait rien signer, on n'y tient pas de réunion, et l'on n'y introduit personne dans le but de le présenter à un autre.</w:t>
+      </w:r>
+    </w:p>
+    <w:p>
+      <w:pPr>
+        <w:spacing w:after="140" w:line="300"/>
+      </w:pPr>
+      <w:r>
+        <w:rPr>
+          <w:rFonts w:ascii="Calibri" w:cs="Calibri" w:eastAsia="Calibri" w:hAnsi="Calibri"/>
+          <w:i/>
+          <w:iCs/>
+          <w:color w:val="4a4a4a"/>
+          <w:sz w:val="20"/>
+          <w:szCs w:val="20"/>
+        </w:rPr>
+        <w:t xml:space="preserve">Ce que deux hommes ont partagé ici — les mêmes heures, le même silence, le même travail des mains, le même jugement de la table — les lie plus sûrement qu’aucun contrat : c'est la ṣuḥba, la compagnie que fait le temps partagé. Ce qu'ils décident au-dehors sur cette base ne regarde pas la maison : elle ne le sait pas, ne le demande pas, et ne s'y oppose pas. La maison donne les hommes ; elle ne donne pas le rendez-vous.</w:t>
+      </w:r>
+    </w:p>
+    <w:p>
+      <w:pPr>
+        <w:spacing w:after="150" w:line="300"/>
+      </w:pPr>
+      <w:r>
+        <w:rPr>
+          <w:rFonts w:ascii="Calibri" w:cs="Calibri" w:eastAsia="Calibri" w:hAnsi="Calibri"/>
+          <w:b/>
+          <w:bCs/>
+          <w:color w:val="c8872f"/>
+          <w:sz w:val="21"/>
+          <w:szCs w:val="21"/>
+        </w:rPr>
+        <w:t xml:space="preserve">Art. 69. </w:t>
       </w:r>
       <w:r>
         <w:rPr>
@@ -5148,7 +5215,7 @@
           <w:sz w:val="21"/>
           <w:szCs w:val="21"/>
         </w:rPr>
-        <w:t xml:space="preserve">Art. 69. </w:t>
+        <w:t xml:space="preserve">Art. 70. </w:t>
       </w:r>
       <w:r>
         <w:rPr>
@@ -5201,7 +5268,7 @@
           <w:sz w:val="21"/>
           <w:szCs w:val="21"/>
         </w:rPr>
-        <w:t xml:space="preserve">Art. 70. </w:t>
+        <w:t xml:space="preserve">Art. 71. </w:t>
       </w:r>
       <w:r>
         <w:rPr>
@@ -5237,7 +5304,7 @@
           <w:sz w:val="21"/>
           <w:szCs w:val="21"/>
         </w:rPr>
-        <w:t xml:space="preserve">Art. 71. </w:t>
+        <w:t xml:space="preserve">Art. 72. </w:t>
       </w:r>
       <w:r>
         <w:rPr>
@@ -5273,7 +5340,7 @@
           <w:sz w:val="21"/>
           <w:szCs w:val="21"/>
         </w:rPr>
-        <w:t xml:space="preserve">Art. 72. </w:t>
+        <w:t xml:space="preserve">Art. 73. </w:t>
       </w:r>
       <w:r>
         <w:rPr>
@@ -5309,7 +5376,7 @@
           <w:sz w:val="21"/>
           <w:szCs w:val="21"/>
         </w:rPr>
-        <w:t xml:space="preserve">Art. 73. </w:t>
+        <w:t xml:space="preserve">Art. 74. </w:t>
       </w:r>
       <w:r>
         <w:rPr>
@@ -5362,7 +5429,7 @@
           <w:sz w:val="21"/>
           <w:szCs w:val="21"/>
         </w:rPr>
-        <w:t xml:space="preserve">Art. 74. </w:t>
+        <w:t xml:space="preserve">Art. 75. </w:t>
       </w:r>
       <w:r>
         <w:rPr>
@@ -5398,7 +5465,7 @@
           <w:sz w:val="21"/>
           <w:szCs w:val="21"/>
         </w:rPr>
-        <w:t xml:space="preserve">Art. 75. </w:t>
+        <w:t xml:space="preserve">Art. 76. </w:t>
       </w:r>
       <w:r>
         <w:rPr>
@@ -5434,7 +5501,7 @@
           <w:sz w:val="21"/>
           <w:szCs w:val="21"/>
         </w:rPr>
-        <w:t xml:space="preserve">Art. 76. </w:t>
+        <w:t xml:space="preserve">Art. 77. </w:t>
       </w:r>
       <w:r>
         <w:rPr>
@@ -5470,7 +5537,7 @@
           <w:sz w:val="21"/>
           <w:szCs w:val="21"/>
         </w:rPr>
-        <w:t xml:space="preserve">Art. 77. </w:t>
+        <w:t xml:space="preserve">Art. 78. </w:t>
       </w:r>
       <w:r>
         <w:rPr>
@@ -5523,7 +5590,7 @@
           <w:sz w:val="21"/>
           <w:szCs w:val="21"/>
         </w:rPr>
-        <w:t xml:space="preserve">Art. 78. </w:t>
+        <w:t xml:space="preserve">Art. 79. </w:t>
       </w:r>
       <w:r>
         <w:rPr>
@@ -5559,7 +5626,7 @@
           <w:sz w:val="21"/>
           <w:szCs w:val="21"/>
         </w:rPr>
-        <w:t xml:space="preserve">Art. 79. </w:t>
+        <w:t xml:space="preserve">Art. 80. </w:t>
       </w:r>
       <w:r>
         <w:rPr>
@@ -5595,7 +5662,7 @@
           <w:sz w:val="21"/>
           <w:szCs w:val="21"/>
         </w:rPr>
-        <w:t xml:space="preserve">Art. 80. </w:t>
+        <w:t xml:space="preserve">Art. 81. </w:t>
       </w:r>
       <w:r>
         <w:rPr>
@@ -5671,7 +5738,7 @@
           <w:sz w:val="21"/>
           <w:szCs w:val="21"/>
         </w:rPr>
-        <w:t xml:space="preserve">Art. 81. </w:t>
+        <w:t xml:space="preserve">Art. 82. </w:t>
       </w:r>
       <w:r>
         <w:rPr>
@@ -5707,7 +5774,7 @@
           <w:sz w:val="21"/>
           <w:szCs w:val="21"/>
         </w:rPr>
-        <w:t xml:space="preserve">Art. 82. </w:t>
+        <w:t xml:space="preserve">Art. 83. </w:t>
       </w:r>
       <w:r>
         <w:rPr>
@@ -5743,7 +5810,7 @@
           <w:sz w:val="21"/>
           <w:szCs w:val="21"/>
         </w:rPr>
-        <w:t xml:space="preserve">Art. 83. </w:t>
+        <w:t xml:space="preserve">Art. 84. </w:t>
       </w:r>
       <w:r>
         <w:rPr>
@@ -5779,7 +5846,7 @@
           <w:sz w:val="21"/>
           <w:szCs w:val="21"/>
         </w:rPr>
-        <w:t xml:space="preserve">Art. 84. </w:t>
+        <w:t xml:space="preserve">Art. 85. </w:t>
       </w:r>
       <w:r>
         <w:rPr>
@@ -5832,7 +5899,7 @@
           <w:sz w:val="21"/>
           <w:szCs w:val="21"/>
         </w:rPr>
-        <w:t xml:space="preserve">Art. 85. </w:t>
+        <w:t xml:space="preserve">Art. 86. </w:t>
       </w:r>
       <w:r>
         <w:rPr>
@@ -5868,7 +5935,7 @@
           <w:sz w:val="21"/>
           <w:szCs w:val="21"/>
         </w:rPr>
-        <w:t xml:space="preserve">Art. 86. </w:t>
+        <w:t xml:space="preserve">Art. 87. </w:t>
       </w:r>
       <w:r>
         <w:rPr>
@@ -5904,7 +5971,7 @@
           <w:sz w:val="21"/>
           <w:szCs w:val="21"/>
         </w:rPr>
-        <w:t xml:space="preserve">Art. 87. </w:t>
+        <w:t xml:space="preserve">Art. 88. </w:t>
       </w:r>
       <w:r>
         <w:rPr>
@@ -5940,7 +6007,7 @@
           <w:sz w:val="21"/>
           <w:szCs w:val="21"/>
         </w:rPr>
-        <w:t xml:space="preserve">Art. 88. </w:t>
+        <w:t xml:space="preserve">Art. 89. </w:t>
       </w:r>
       <w:r>
         <w:rPr>
@@ -5993,7 +6060,7 @@
           <w:sz w:val="21"/>
           <w:szCs w:val="21"/>
         </w:rPr>
-        <w:t xml:space="preserve">Art. 89. </w:t>
+        <w:t xml:space="preserve">Art. 90. </w:t>
       </w:r>
       <w:r>
         <w:rPr>
@@ -6029,7 +6096,7 @@
           <w:sz w:val="21"/>
           <w:szCs w:val="21"/>
         </w:rPr>
-        <w:t xml:space="preserve">Art. 90. </w:t>
+        <w:t xml:space="preserve">Art. 91. </w:t>
       </w:r>
       <w:r>
         <w:rPr>
@@ -6065,7 +6132,7 @@
           <w:sz w:val="21"/>
           <w:szCs w:val="21"/>
         </w:rPr>
-        <w:t xml:space="preserve">Art. 91. </w:t>
+        <w:t xml:space="preserve">Art. 92. </w:t>
       </w:r>
       <w:r>
         <w:rPr>
@@ -6101,7 +6168,7 @@
           <w:sz w:val="21"/>
           <w:szCs w:val="21"/>
         </w:rPr>
-        <w:t xml:space="preserve">Art. 92. </w:t>
+        <w:t xml:space="preserve">Art. 93. </w:t>
       </w:r>
       <w:r>
         <w:rPr>
@@ -6166,7 +6233,7 @@
           <w:sz w:val="20"/>
           <w:szCs w:val="20"/>
         </w:rPr>
-        <w:t xml:space="preserve">— l'introduction d'alcool ou d'une personne dont la présence est exclue par l'article 75 ;</w:t>
+        <w:t xml:space="preserve">— l'introduction d'alcool ou d'une personne dont la présence est exclue par l'article 76 ;</w:t>
       </w:r>
     </w:p>
     <w:p>
@@ -6242,7 +6309,7 @@
           <w:sz w:val="21"/>
           <w:szCs w:val="21"/>
         </w:rPr>
-        <w:t xml:space="preserve">Art. 93. </w:t>
+        <w:t xml:space="preserve">Art. 94. </w:t>
       </w:r>
       <w:r>
         <w:rPr>
@@ -6278,7 +6345,7 @@
           <w:sz w:val="21"/>
           <w:szCs w:val="21"/>
         </w:rPr>
-        <w:t xml:space="preserve">Art. 94. </w:t>
+        <w:t xml:space="preserve">Art. 95. </w:t>
       </w:r>
       <w:r>
         <w:rPr>
@@ -6331,7 +6398,7 @@
           <w:sz w:val="21"/>
           <w:szCs w:val="21"/>
         </w:rPr>
-        <w:t xml:space="preserve">Art. 95. </w:t>
+        <w:t xml:space="preserve">Art. 96. </w:t>
       </w:r>
       <w:r>
         <w:rPr>
@@ -6367,7 +6434,7 @@
           <w:sz w:val="21"/>
           <w:szCs w:val="21"/>
         </w:rPr>
-        <w:t xml:space="preserve">Art. 96. </w:t>
+        <w:t xml:space="preserve">Art. 97. </w:t>
       </w:r>
       <w:r>
         <w:rPr>
@@ -6403,7 +6470,7 @@
           <w:sz w:val="21"/>
           <w:szCs w:val="21"/>
         </w:rPr>
-        <w:t xml:space="preserve">Art. 97. </w:t>
+        <w:t xml:space="preserve">Art. 98. </w:t>
       </w:r>
       <w:r>
         <w:rPr>
@@ -6439,7 +6506,7 @@
           <w:sz w:val="21"/>
           <w:szCs w:val="21"/>
         </w:rPr>
-        <w:t xml:space="preserve">Art. 98. </w:t>
+        <w:t xml:space="preserve">Art. 99. </w:t>
       </w:r>
       <w:r>
         <w:rPr>
@@ -6495,7 +6562,7 @@
           <w:sz w:val="21"/>
           <w:szCs w:val="21"/>
         </w:rPr>
-        <w:t xml:space="preserve">Je, soussigné, déclare avoir pris connaissance du présent règlement, en accepter chacune des dispositions — et en particulier la clause de fermeture (art. 78 à 80) et les règles du seuil (art. 22 à 28) — et m'engager à les respecter pendant toute la durée de mon appartenance à An-Nudamāʾ.</w:t>
+        <w:t xml:space="preserve">Je, soussigné, déclare avoir pris connaissance du présent règlement, en accepter chacune des dispositions — et en particulier la clause de fermeture (art. 79 à 81) et les règles du seuil (art. 22 à 28) — et m'engager à les respecter pendant toute la durée de mon appartenance à An-Nudamāʾ.</w:t>
       </w:r>
     </w:p>
     <w:p>
